--- a/docs/BA_User_SOP.docx
+++ b/docs/BA_User_SOP.docx
@@ -1851,7 +1851,7 @@
                 <w:color w:val="1D1D1F"/>
                 <w:sz w:val="21"/>
               </w:rPr>
-              <w:t>Last6, Full Barcode, Product Name, Brand, Category</w:t>
+              <w:t>Last6, Full Barcode, Product Name, Brand</w:t>
             </w:r>
           </w:p>
         </w:tc>
@@ -1977,7 +1977,7 @@
         <w:pStyle w:val="ListBullet"/>
       </w:pPr>
       <w:r>
-        <w:t>Search by product keyword, full barcode, last 6 digits, brand, or category.</w:t>
+        <w:t>Search by product keyword, full barcode, last 6 digits, or brand.</w:t>
       </w:r>
     </w:p>
     <w:p>
@@ -1985,7 +1985,7 @@
         <w:pStyle w:val="ListBullet"/>
       </w:pPr>
       <w:r>
-        <w:t>Use the category dropdown to narrow results.</w:t>
+        <w:t>Review the search results and confirm the product before saving.</w:t>
       </w:r>
     </w:p>
     <w:p>
